--- a/03_Outputs/final scripts/zh/Module 9/9.1.0-zh.docx
+++ b/03_Outputs/final scripts/zh/Module 9/9.1.0-zh.docx
@@ -14,7 +14,7 @@
     </w:p>
     <w:p>
       <w:r>
-        <w:t>但转型之路并非没有挑战。可再生能源的投资仍然不平衡，撒哈拉以南非洲和其他发展中地区面临持续的障碍。融资缺口、电网限制、政策不确定性和负担能力问题持续阻碍进展。即使技术成本下降和新商业模式不断出现，许多国家仍难以吸引必要的私人投资以扩大清洁能源解决方案。</w:t>
+        <w:t>但转型并非没有挑战。可再生能源的投资仍然不平衡，撒哈拉以南非洲和其他发展中地区面临持续的障碍。融资缺口、电网限制、政策不确定性和负担能力问题持续阻碍进展。即使技术成本下降和新商业模式不断出现，许多国家仍难以吸引必要的私人投资以扩大清洁能源解决方案。</w:t>
       </w:r>
     </w:p>
     <w:p>
@@ -24,7 +24,7 @@
     </w:p>
     <w:p>
       <w:r>
-        <w:t>让我们开始踏上探索全球南方可再生能源不断演变的旅程。</w:t>
+        <w:t>让我们开始探索全球南方不断发展的可再生能源世界之旅。</w:t>
       </w:r>
     </w:p>
     <w:sectPr>
